--- a/docs/audits/full-automation-114-98-audit-2026-05-28.docx
+++ b/docs/audits/full-automation-114-98-audit-2026-05-28.docx
@@ -301,7 +301,7 @@
               <w:pStyle w:val="Compact"/>
             </w:pPr>
             <w:r>
-              <w:t xml:space="preserve">31 Go funcs + 1 shell script =</w:t>
+              <w:t xml:space="preserve">32 Go funcs + 1 shell script =</w:t>
             </w:r>
             <w:r>
               <w:t xml:space="preserve"> </w:t>
@@ -311,7 +311,7 @@
                 <w:b/>
                 <w:bCs/>
               </w:rPr>
-              <w:t xml:space="preserve">32</w:t>
+              <w:t xml:space="preserve">33</w:t>
             </w:r>
           </w:p>
         </w:tc>
@@ -373,13 +373,28 @@
                 <w:b/>
                 <w:bCs/>
               </w:rPr>
-              <w:t xml:space="preserve">1</w:t>
-            </w:r>
-            <w:r>
-              <w:t xml:space="preserve"> </w:t>
-            </w:r>
-            <w:r>
-              <w:t xml:space="preserve">(carved out of COMPLIANT-with-creds-bootstrap above for clarity)</w:t>
+              <w:t xml:space="preserve">0</w:t>
+            </w:r>
+            <w:r>
+              <w:t xml:space="preserve"> </w:t>
+            </w:r>
+            <w:r>
+              <w:t xml:space="preserve">(the former item —</w:t>
+            </w:r>
+            <w:r>
+              <w:t xml:space="preserve"> </w:t>
+            </w:r>
+            <w:r>
+              <w:rPr>
+                <w:rStyle w:val="VerbatimChar"/>
+              </w:rPr>
+              <w:t xml:space="preserve">TestDispatch_LiveClaudeInvocation</w:t>
+            </w:r>
+            <w:r>
+              <w:t xml:space="preserve"> </w:t>
+            </w:r>
+            <w:r>
+              <w:t xml:space="preserve">— was reclassified COMPLIANT-with-creds-bootstrap on 2026-05-31 after its dedicated-test-only-session-UUID fix landed; see the resolution note below)</w:t>
             </w:r>
           </w:p>
         </w:tc>
@@ -497,7 +512,7 @@
         <w:pStyle w:val="FirstParagraph"/>
       </w:pPr>
       <w:r>
-        <w:t xml:space="preserve">Herald's test surface is overwhelmingly COMPLIANT under §11.4.98: 758 of the 794 audited tests are fully self-driving — they run hermetically with no external dependency or no human action of any kind. A further 32 tests are</w:t>
+        <w:t xml:space="preserve">Herald's test surface is overwhelmingly COMPLIANT under §11.4.98: 758 of the 794 audited tests are fully self-driving — they run hermetically with no external dependency or no human action of any kind. A further 33 tests are</w:t>
       </w:r>
       <w:r>
         <w:t xml:space="preserve"> </w:t>
@@ -755,23 +770,11 @@
         <w:pStyle w:val="FirstParagraph"/>
       </w:pPr>
       <w:r>
-        <w:t xml:space="preserve">One additional item is</w:t>
-      </w:r>
-      <w:r>
-        <w:t xml:space="preserve"> </w:t>
-      </w:r>
-      <w:r>
         <w:rPr>
           <w:b/>
           <w:bCs/>
         </w:rPr>
-        <w:t xml:space="preserve">STRUCTURALLY-BROKEN</w:t>
-      </w:r>
-      <w:r>
-        <w:t xml:space="preserve"> </w:t>
-      </w:r>
-      <w:r>
-        <w:t xml:space="preserve">(not manual-dep):</w:t>
+        <w:t xml:space="preserve">Update 2026-05-31 — the former STRUCTURALLY-BROKEN item is RESOLVED.</w:t>
       </w:r>
       <w:r>
         <w:t xml:space="preserve"> </w:t>
@@ -786,7 +789,16 @@
         <w:t xml:space="preserve"> </w:t>
       </w:r>
       <w:r>
-        <w:t xml:space="preserve">fails when the operator-supplied</w:t>
+        <w:t xml:space="preserve">(</w:t>
+      </w:r>
+      <w:r>
+        <w:rPr>
+          <w:rStyle w:val="VerbatimChar"/>
+        </w:rPr>
+        <w:t xml:space="preserve">commons_messaging/dispatch/claude_code/dispatch_integration_test.go:39-139</w:t>
+      </w:r>
+      <w:r>
+        <w:t xml:space="preserve">) no longer accepts the conductor-colliding</w:t>
       </w:r>
       <w:r>
         <w:t xml:space="preserve"> </w:t>
@@ -798,10 +810,7 @@
         <w:t xml:space="preserve">HERALD_CLAUDE_SESSION_UUID</w:t>
       </w:r>
       <w:r>
-        <w:t xml:space="preserve"> </w:t>
-      </w:r>
-      <w:r>
-        <w:t xml:space="preserve">collides with the conductor's own active Claude dev session (proven 2026-05-28 in</w:t>
+        <w:t xml:space="preserve">. The 2026-05-28 audit predicted the fix (dedicated test-only session UUID); the code now implements it: the test hard-rejects</w:t>
       </w:r>
       <w:r>
         <w:t xml:space="preserve"> </w:t>
@@ -810,10 +819,71 @@
         <w:rPr>
           <w:rStyle w:val="VerbatimChar"/>
         </w:rPr>
-        <w:t xml:space="preserve">docs/qa/HRD-LIVE-20260528T082128Z/05_dispatch_live/</w:t>
-      </w:r>
-      <w:r>
-        <w:t xml:space="preserve">). The fix path is different from the manual-dep rewrites: assign a dedicated test-only session UUID, not introduce automation. Carved out separately for transparency.</w:t>
+        <w:t xml:space="preserve">HERALD_CLAUDE_SESSION_UUID</w:t>
+      </w:r>
+      <w:r>
+        <w:t xml:space="preserve"> </w:t>
+      </w:r>
+      <w:r>
+        <w:t xml:space="preserve">with</w:t>
+      </w:r>
+      <w:r>
+        <w:t xml:space="preserve"> </w:t>
+      </w:r>
+      <w:r>
+        <w:rPr>
+          <w:rStyle w:val="VerbatimChar"/>
+        </w:rPr>
+        <w:t xml:space="preserve">t.Fatalf</w:t>
+      </w:r>
+      <w:r>
+        <w:t xml:space="preserve"> </w:t>
+      </w:r>
+      <w:r>
+        <w:t xml:space="preserve">(lines 55-56), requires a DEDICATED</w:t>
+      </w:r>
+      <w:r>
+        <w:t xml:space="preserve"> </w:t>
+      </w:r>
+      <w:r>
+        <w:rPr>
+          <w:rStyle w:val="VerbatimChar"/>
+        </w:rPr>
+        <w:t xml:space="preserve">HERALD_CLAUDE_TEST_SESSION_UUID</w:t>
+      </w:r>
+      <w:r>
+        <w:t xml:space="preserve"> </w:t>
+      </w:r>
+      <w:r>
+        <w:t xml:space="preserve">(SKIP-with-reason when absent, lines 58-60), and hard-fails if that test UUID collides with the conductor's live anchored session (the §11.4.98 rule-2 collision guard via</w:t>
+      </w:r>
+      <w:r>
+        <w:t xml:space="preserve"> </w:t>
+      </w:r>
+      <w:r>
+        <w:rPr>
+          <w:rStyle w:val="VerbatimChar"/>
+        </w:rPr>
+        <w:t xml:space="preserve">d.ResolveSession()</w:t>
+      </w:r>
+      <w:r>
+        <w:t xml:space="preserve">, lines 83-84). It is therefore reclassified</w:t>
+      </w:r>
+      <w:r>
+        <w:t xml:space="preserve"> </w:t>
+      </w:r>
+      <w:r>
+        <w:rPr>
+          <w:b/>
+          <w:bCs/>
+        </w:rPr>
+        <w:t xml:space="preserve">COMPLIANT-with-creds-bootstrap</w:t>
+      </w:r>
+      <w:r>
+        <w:t xml:space="preserve"> </w:t>
+      </w:r>
+      <w:r>
+        <w:t xml:space="preserve">— once a throwaway test-only session UUID is supplied (one-time bootstrap, not human action during execution), the test is fully self-driving and cannot collide with the dev conductor's session.</w:t>
       </w:r>
     </w:p>
     <w:p>
@@ -2957,6 +3027,145 @@
               <w:rPr>
                 <w:rStyle w:val="VerbatimChar"/>
               </w:rPr>
+              <w:t xml:space="preserve">TestDispatch_LiveClaudeInvocation</w:t>
+            </w:r>
+          </w:p>
+        </w:tc>
+        <w:tc>
+          <w:tcPr/>
+          <w:p>
+            <w:pPr>
+              <w:pStyle w:val="Compact"/>
+            </w:pPr>
+            <w:r>
+              <w:rPr>
+                <w:rStyle w:val="VerbatimChar"/>
+              </w:rPr>
+              <w:t xml:space="preserve">commons_messaging/dispatch/claude_code/dispatch_integration_test.go:39-139</w:t>
+            </w:r>
+          </w:p>
+        </w:tc>
+        <w:tc>
+          <w:tcPr/>
+          <w:p>
+            <w:pPr>
+              <w:pStyle w:val="Compact"/>
+            </w:pPr>
+            <w:r>
+              <w:rPr>
+                <w:rStyle w:val="VerbatimChar"/>
+              </w:rPr>
+              <w:t xml:space="preserve">claude</w:t>
+            </w:r>
+            <w:r>
+              <w:t xml:space="preserve"> </w:t>
+            </w:r>
+            <w:r>
+              <w:t xml:space="preserve">(or</w:t>
+            </w:r>
+            <w:r>
+              <w:t xml:space="preserve"> </w:t>
+            </w:r>
+            <w:r>
+              <w:rPr>
+                <w:rStyle w:val="VerbatimChar"/>
+              </w:rPr>
+              <w:t xml:space="preserve">HERALD_CLAUDE_BIN</w:t>
+            </w:r>
+            <w:r>
+              <w:t xml:space="preserve">) on PATH +</w:t>
+            </w:r>
+            <w:r>
+              <w:t xml:space="preserve"> </w:t>
+            </w:r>
+            <w:r>
+              <w:rPr>
+                <w:rStyle w:val="VerbatimChar"/>
+              </w:rPr>
+              <w:t xml:space="preserve">HERALD_CLAUDE_PROJECT_NAME</w:t>
+            </w:r>
+            <w:r>
+              <w:t xml:space="preserve"> </w:t>
+            </w:r>
+            <w:r>
+              <w:t xml:space="preserve">+ a DEDICATED</w:t>
+            </w:r>
+            <w:r>
+              <w:t xml:space="preserve"> </w:t>
+            </w:r>
+            <w:r>
+              <w:rPr>
+                <w:rStyle w:val="VerbatimChar"/>
+              </w:rPr>
+              <w:t xml:space="preserve">HERALD_CLAUDE_TEST_SESSION_UUID</w:t>
+            </w:r>
+          </w:p>
+        </w:tc>
+        <w:tc>
+          <w:tcPr/>
+          <w:p>
+            <w:pPr>
+              <w:pStyle w:val="Compact"/>
+            </w:pPr>
+            <w:r>
+              <w:t xml:space="preserve">Reclassified from STRUCTURALLY-BROKEN on 2026-05-31. Rejects</w:t>
+            </w:r>
+            <w:r>
+              <w:t xml:space="preserve"> </w:t>
+            </w:r>
+            <w:r>
+              <w:rPr>
+                <w:rStyle w:val="VerbatimChar"/>
+              </w:rPr>
+              <w:t xml:space="preserve">HERALD_CLAUDE_SESSION_UUID</w:t>
+            </w:r>
+            <w:r>
+              <w:t xml:space="preserve"> </w:t>
+            </w:r>
+            <w:r>
+              <w:t xml:space="preserve">(lines 55-56</w:t>
+            </w:r>
+            <w:r>
+              <w:t xml:space="preserve"> </w:t>
+            </w:r>
+            <w:r>
+              <w:rPr>
+                <w:rStyle w:val="VerbatimChar"/>
+              </w:rPr>
+              <w:t xml:space="preserve">t.Fatalf</w:t>
+            </w:r>
+            <w:r>
+              <w:t xml:space="preserve">), requires a throwaway test-only session UUID (lines 58-60), and hard-fails on conductor-session collision via</w:t>
+            </w:r>
+            <w:r>
+              <w:t xml:space="preserve"> </w:t>
+            </w:r>
+            <w:r>
+              <w:rPr>
+                <w:rStyle w:val="VerbatimChar"/>
+              </w:rPr>
+              <w:t xml:space="preserve">d.ResolveSession()</w:t>
+            </w:r>
+            <w:r>
+              <w:t xml:space="preserve"> </w:t>
+            </w:r>
+            <w:r>
+              <w:t xml:space="preserve">(lines 83-84, §11.4.98 rule-2). Once a dedicated test UUID is supplied, fully self-driving — no human action, no conductor collision.</w:t>
+            </w:r>
+          </w:p>
+        </w:tc>
+      </w:tr>
+      <w:tr>
+        <w:tc>
+          <w:tcPr/>
+          <w:p>
+            <w:pPr>
+              <w:pStyle w:val="Compact"/>
+            </w:pPr>
+            <w:r>
+              <w:rPr>
+                <w:rStyle w:val="VerbatimChar"/>
+              </w:rPr>
               <w:t xml:space="preserve">TestDispatch_PersistsSessionState</w:t>
             </w:r>
           </w:p>
@@ -3032,7 +3241,19 @@
               <w:pStyle w:val="Compact"/>
             </w:pPr>
             <w:r>
-              <w:t xml:space="preserve">Dispatch + DB persistence round-trip. No human action (but see Structurally-Broken section — same UUID-collision caveat applies).</w:t>
+              <w:t xml:space="preserve">Dispatch + DB persistence round-trip. No human action. (Historical caveat: the prior UUID-collision risk was specific to</w:t>
+            </w:r>
+            <w:r>
+              <w:t xml:space="preserve"> </w:t>
+            </w:r>
+            <w:r>
+              <w:rPr>
+                <w:rStyle w:val="VerbatimChar"/>
+              </w:rPr>
+              <w:t xml:space="preserve">TestDispatch_LiveClaudeInvocation</w:t>
+            </w:r>
+            <w:r>
+              <w:t xml:space="preserve">, now resolved via the dedicated test-only UUID — see its row above.)</w:t>
             </w:r>
           </w:p>
         </w:tc>
@@ -4812,13 +5033,49 @@
       </w:tr>
     </w:tbl>
     <w:bookmarkEnd w:id="17"/>
-    <w:bookmarkStart w:id="18" w:name="Xe962436c513f754cc8cddd461789c289d622783"/>
+    <w:bookmarkStart w:id="18" w:name="Xda40736c50ac037bacfe5dbf8ad03edbb027bf4"/>
     <w:p>
       <w:pPr>
         <w:pStyle w:val="Heading2"/>
       </w:pPr>
       <w:r>
-        <w:t xml:space="preserve">STRUCTURALLY-BROKEN (carved out for clarity — not manual-dep)</w:t>
+        <w:t xml:space="preserve">STRUCTURALLY-BROKEN (none — the one former item is RESOLVED)</w:t>
+      </w:r>
+    </w:p>
+    <w:p>
+      <w:pPr>
+        <w:pStyle w:val="FirstParagraph"/>
+      </w:pPr>
+      <w:r>
+        <w:t xml:space="preserve">The 2026-05-28 audit carved out a single STRUCTURALLY-BROKEN item,</w:t>
+      </w:r>
+      <w:r>
+        <w:t xml:space="preserve"> </w:t>
+      </w:r>
+      <w:r>
+        <w:rPr>
+          <w:rStyle w:val="VerbatimChar"/>
+        </w:rPr>
+        <w:t xml:space="preserve">TestDispatch_LiveClaudeInvocation</w:t>
+      </w:r>
+      <w:r>
+        <w:t xml:space="preserve">.</w:t>
+      </w:r>
+      <w:r>
+        <w:t xml:space="preserve"> </w:t>
+      </w:r>
+      <w:r>
+        <w:rPr>
+          <w:b/>
+          <w:bCs/>
+        </w:rPr>
+        <w:t xml:space="preserve">It was fixed and reclassified COMPLIANT-with-creds-bootstrap on 2026-05-31</w:t>
+      </w:r>
+      <w:r>
+        <w:t xml:space="preserve"> </w:t>
+      </w:r>
+      <w:r>
+        <w:t xml:space="preserve">— the count above is now 0. The table below is retained as a forensic record of the original finding and its resolution.</w:t>
       </w:r>
     </w:p>
     <w:tbl>
@@ -4867,7 +5124,7 @@
               <w:pStyle w:val="Compact"/>
             </w:pPr>
             <w:r>
-              <w:t xml:space="preserve">Failure mode</w:t>
+              <w:t xml:space="preserve">Original failure mode (2026-05-28)</w:t>
             </w:r>
           </w:p>
         </w:tc>
@@ -4889,7 +5146,7 @@
               <w:pStyle w:val="Compact"/>
             </w:pPr>
             <w:r>
-              <w:t xml:space="preserve">Fix plan</w:t>
+              <w:t xml:space="preserve">Resolution (2026-05-31)</w:t>
             </w:r>
           </w:p>
         </w:tc>
@@ -4921,24 +5178,18 @@
               <w:rPr>
                 <w:rStyle w:val="VerbatimChar"/>
               </w:rPr>
-              <w:t xml:space="preserve">commons_messaging/dispatch/claude_code/dispatch_integration_test.go</w:t>
-            </w:r>
-            <w:r>
-              <w:t xml:space="preserve"> </w:t>
-            </w:r>
-            <w:r>
-              <w:t xml:space="preserve">(lines 30-116)</w:t>
-            </w:r>
-          </w:p>
-        </w:tc>
-        <w:tc>
-          <w:tcPr/>
-          <w:p>
-            <w:pPr>
-              <w:pStyle w:val="Compact"/>
-            </w:pPr>
-            <w:r>
-              <w:t xml:space="preserve">FAILs with exit code -1 + empty stdout when operator supplies</w:t>
+              <w:t xml:space="preserve">commons_messaging/dispatch/claude_code/dispatch_integration_test.go:39-139</w:t>
+            </w:r>
+          </w:p>
+        </w:tc>
+        <w:tc>
+          <w:tcPr/>
+          <w:p>
+            <w:pPr>
+              <w:pStyle w:val="Compact"/>
+            </w:pPr>
+            <w:r>
+              <w:t xml:space="preserve">FAILed with exit code -1 + empty stdout when operator supplied</w:t>
             </w:r>
             <w:r>
               <w:t xml:space="preserve"> </w:t>
@@ -4994,45 +5245,85 @@
               <w:t xml:space="preserve"> </w:t>
             </w:r>
             <w:r>
-              <w:t xml:space="preserve">collide; one wins, the other exits -1. NOT a manual-dep — the test would PASS today against a dedicated test-only session UUID.</w:t>
-            </w:r>
-          </w:p>
-        </w:tc>
-        <w:tc>
-          <w:tcPr/>
-          <w:p>
-            <w:pPr>
-              <w:pStyle w:val="Compact"/>
-            </w:pPr>
-            <w:r>
-              <w:t xml:space="preserve">Per §11.4.98 rule 2 (lesson captured 2026-05-28): test runs MUST use a dedicated test-only session UUID, never the conductor's. Refactor the test to bootstrap its own throwaway session via</w:t>
-            </w:r>
-            <w:r>
-              <w:t xml:space="preserve"> </w:t>
-            </w:r>
-            <w:r>
-              <w:rPr>
-                <w:rStyle w:val="VerbatimChar"/>
-              </w:rPr>
-              <w:t xml:space="preserve">bootstrapSession()</w:t>
-            </w:r>
-            <w:r>
-              <w:t xml:space="preserve"> </w:t>
-            </w:r>
-            <w:r>
-              <w:t xml:space="preserve">(the bootstrap test is already proven COMPLIANT) instead of accepting the operator-supplied UUID. Single-file change in</w:t>
-            </w:r>
-            <w:r>
-              <w:t xml:space="preserve"> </w:t>
-            </w:r>
-            <w:r>
-              <w:rPr>
-                <w:rStyle w:val="VerbatimChar"/>
-              </w:rPr>
-              <w:t xml:space="preserve">dispatch_integration_test.go</w:t>
-            </w:r>
-            <w:r>
-              <w:t xml:space="preserve">; no architecture rewrite.</w:t>
+              <w:t xml:space="preserve">collide; one wins, the other exits -1. NOT a manual-dep — the test PASSes against a dedicated test-only session UUID.</w:t>
+            </w:r>
+          </w:p>
+        </w:tc>
+        <w:tc>
+          <w:tcPr/>
+          <w:p>
+            <w:pPr>
+              <w:pStyle w:val="Compact"/>
+            </w:pPr>
+            <w:r>
+              <w:rPr>
+                <w:b/>
+                <w:bCs/>
+              </w:rPr>
+              <w:t xml:space="preserve">DONE.</w:t>
+            </w:r>
+            <w:r>
+              <w:t xml:space="preserve"> </w:t>
+            </w:r>
+            <w:r>
+              <w:t xml:space="preserve">The test now (a) hard-rejects</w:t>
+            </w:r>
+            <w:r>
+              <w:t xml:space="preserve"> </w:t>
+            </w:r>
+            <w:r>
+              <w:rPr>
+                <w:rStyle w:val="VerbatimChar"/>
+              </w:rPr>
+              <w:t xml:space="preserve">HERALD_CLAUDE_SESSION_UUID</w:t>
+            </w:r>
+            <w:r>
+              <w:t xml:space="preserve"> </w:t>
+            </w:r>
+            <w:r>
+              <w:t xml:space="preserve">via</w:t>
+            </w:r>
+            <w:r>
+              <w:t xml:space="preserve"> </w:t>
+            </w:r>
+            <w:r>
+              <w:rPr>
+                <w:rStyle w:val="VerbatimChar"/>
+              </w:rPr>
+              <w:t xml:space="preserve">t.Fatalf</w:t>
+            </w:r>
+            <w:r>
+              <w:t xml:space="preserve"> </w:t>
+            </w:r>
+            <w:r>
+              <w:t xml:space="preserve">(lines 55-56), (b) requires a DEDICATED</w:t>
+            </w:r>
+            <w:r>
+              <w:t xml:space="preserve"> </w:t>
+            </w:r>
+            <w:r>
+              <w:rPr>
+                <w:rStyle w:val="VerbatimChar"/>
+              </w:rPr>
+              <w:t xml:space="preserve">HERALD_CLAUDE_TEST_SESSION_UUID</w:t>
+            </w:r>
+            <w:r>
+              <w:t xml:space="preserve">, SKIP-with-reason when absent (lines 58-60), and (c) hard-fails if that test UUID collides with the conductor's live anchored session via</w:t>
+            </w:r>
+            <w:r>
+              <w:t xml:space="preserve"> </w:t>
+            </w:r>
+            <w:r>
+              <w:rPr>
+                <w:rStyle w:val="VerbatimChar"/>
+              </w:rPr>
+              <w:t xml:space="preserve">d.ResolveSession()</w:t>
+            </w:r>
+            <w:r>
+              <w:t xml:space="preserve"> </w:t>
+            </w:r>
+            <w:r>
+              <w:t xml:space="preserve">(lines 83-84, §11.4.98 rule-2 collision guard). Reclassified COMPLIANT-with-creds-bootstrap — see that table above.</w:t>
             </w:r>
           </w:p>
         </w:tc>
@@ -5053,7 +5344,7 @@
         <w:pStyle w:val="FirstParagraph"/>
       </w:pPr>
       <w:r>
-        <w:t xml:space="preserve">No NON-COMPLIANT test exercises a removed or superseded code path. All 4 NON-COMPLIANT items + the 1 STRUCTURALLY-BROKEN item target production code that is live and load-bearing (</w:t>
+        <w:t xml:space="preserve">No NON-COMPLIANT test exercises a removed or superseded code path. All 4 NON-COMPLIANT items (plus the former STRUCTURALLY-BROKEN item, now resolved + reclassified COMPLIANT-with-creds-bootstrap on 2026-05-31) target production code that is live and load-bearing (</w:t>
       </w:r>
       <w:r>
         <w:rPr>
@@ -5467,6 +5758,43 @@
               <w:pStyle w:val="Compact"/>
             </w:pPr>
             <w:r>
+              <w:rPr>
+                <w:b/>
+                <w:bCs/>
+              </w:rPr>
+              <w:t xml:space="preserve">2026-05-31 (T+3d, landed early)</w:t>
+            </w:r>
+          </w:p>
+        </w:tc>
+        <w:tc>
+          <w:tcPr/>
+          <w:p>
+            <w:pPr>
+              <w:pStyle w:val="Compact"/>
+            </w:pPr>
+            <w:r>
+              <w:rPr>
+                <w:rStyle w:val="VerbatimChar"/>
+              </w:rPr>
+              <w:t xml:space="preserve">STRUCTURALLY-BROKEN TestDispatch_LiveClaudeInvocation</w:t>
+            </w:r>
+            <w:r>
+              <w:t xml:space="preserve"> </w:t>
+            </w:r>
+            <w:r>
+              <w:t xml:space="preserve">FIXED (dedicated test-only session UUID, conductor-collision guard) and reclassified COMPLIANT-with-creds-bootstrap — ahead of the predicted T+23d closeout. STRUCTURALLY-BROKEN count → 0.</w:t>
+            </w:r>
+          </w:p>
+        </w:tc>
+      </w:tr>
+      <w:tr>
+        <w:tc>
+          <w:tcPr/>
+          <w:p>
+            <w:pPr>
+              <w:pStyle w:val="Compact"/>
+            </w:pPr>
+            <w:r>
               <w:t xml:space="preserve">2026-06-20 (T+23d)</w:t>
             </w:r>
           </w:p>
@@ -5478,22 +5806,22 @@
               <w:pStyle w:val="Compact"/>
             </w:pPr>
             <w:r>
-              <w:t xml:space="preserve">Wave 8 Track B implementation closeout — all 4 NON-COMPLIANT items rewritten +</w:t>
-            </w:r>
-            <w:r>
-              <w:t xml:space="preserve"> </w:t>
-            </w:r>
-            <w:r>
-              <w:rPr>
-                <w:rStyle w:val="VerbatimChar"/>
-              </w:rPr>
-              <w:t xml:space="preserve">STRUCTURALLY-BROKEN TestDispatch_LiveClaudeInvocation</w:t>
-            </w:r>
-            <w:r>
-              <w:t xml:space="preserve"> </w:t>
-            </w:r>
-            <w:r>
-              <w:t xml:space="preserve">fixed (dedicated test-only session UUID).</w:t>
+              <w:t xml:space="preserve">Wave 8 Track B implementation closeout — all 4 NON-COMPLIANT items rewritten. (The</w:t>
+            </w:r>
+            <w:r>
+              <w:t xml:space="preserve"> </w:t>
+            </w:r>
+            <w:r>
+              <w:rPr>
+                <w:rStyle w:val="VerbatimChar"/>
+              </w:rPr>
+              <w:t xml:space="preserve">TestDispatch_LiveClaudeInvocation</w:t>
+            </w:r>
+            <w:r>
+              <w:t xml:space="preserve"> </w:t>
+            </w:r>
+            <w:r>
+              <w:t xml:space="preserve">fix originally bundled here already landed 2026-05-31, see above.)</w:t>
             </w:r>
           </w:p>
         </w:tc>
@@ -6012,7 +6340,7 @@
         <w:t xml:space="preserve"> </w:t>
       </w:r>
       <w:r>
-        <w:t xml:space="preserve">Herald is, to within the 4 NON-COMPLIANT items above + the 1 STRUCTURALLY-BROKEN item, §11.4.98-compliant today. The 5 outstanding items are fully scoped to a single Wave (8 Track B) and a single dependency (operator-supplied Telegram user-account credentials). No structural rearchitecture is required; the rewrites swap drivers and keep assertions. The release-gate clock is honest: 30 days, no extension hatch, two paths (rewrite OR §11.4.90 Obsolete). The DEFAULT path of</w:t>
+        <w:t xml:space="preserve">Herald is, to within the 4 NON-COMPLIANT items above, §11.4.98-compliant today (the former 1 STRUCTURALLY-BROKEN item was fixed + reclassified COMPLIANT-with-creds-bootstrap on 2026-05-31). The 4 outstanding items are fully scoped to a single Wave (8 Track B) and a single dependency (operator-supplied Telegram user-account credentials). No structural rearchitecture is required; the rewrites swap drivers and keep assertions. The release-gate clock is honest: 30 days, no extension hatch, two paths (rewrite OR §11.4.90 Obsolete). The DEFAULT path of</w:t>
       </w:r>
       <w:r>
         <w:t xml:space="preserve"> </w:t>
